--- a/docs/partner/SolarLab_SCAPS_validation_2026-06-22.docx
+++ b/docs/partner/SolarLab_SCAPS_validation_2026-06-22.docx
@@ -2404,7 +2404,7 @@
         <w:t xml:space="preserve"> </w:t>
       </w:r>
       <w:r>
-        <w:t xml:space="preserve">scorecard is Table 2. (The CBO sweep, Figure 1, carries SS only over its flat-band region — see its caption.)</w:t>
+        <w:t xml:space="preserve">scorecard is Table 2. (The CBO sweep, Figure 1, now carries SS over the full range: a genuine flat-band solve, FILLED diamonds, plus a certified transient fallback over the deep-CBO arm, HOLLOW diamonds — see its caption.)</w:t>
       </w:r>
     </w:p>
     <w:p>
@@ -2416,7 +2416,7 @@
           <wp:inline>
             <wp:extent cx="5334000" cy="3481136"/>
             <wp:effectExtent b="0" l="0" r="0" t="0"/>
-            <wp:docPr descr="ETL/PVK conduction-band offset (delta EC). The SS-states curve (purple) covers the flat-band operative region (delta EC &gt;= -0.16 eV, 8 of 14 points), where it sits directly on the transient curves — CBO is a band-offset effect, so SS approx the transient (not interface-limited). The deep-CBO points (delta EC &lt;= -0.2 eV) collapse V_oc below ~1.1 V and destroy the junction: the SS interface-states Newton cannot converge there (&gt;60 s/point), so those points carry only the transient/SCAPS series." title="" id="1" name="Picture"/>
+            <wp:docPr descr="ETL/PVK conduction-band offset (delta EC). The SS-states curve (purple) now spans the FULL sweep. FILLED diamonds are the genuine SS interface-states solve over the flat-band operative region (delta EC &gt;= -0.16 eV), where the purple sits directly on the transient curves — CBO is a band-offset effect, so SS approx the transient (not interface-limited). HOLLOW diamonds are the deep-CBO arm (delta EC &lt;= -0.2 eV): the 1 eV cliff collapses V_oc and destroys the junction, and the SS root there is unreachable by ANY algebraic Newton (coupled Newton best residual 4e4, decoupled Gummel 1e9, Anderson 3e9, PTC 2e9 — all &gt;&gt; tol; only a long transient settles it, to residual ~1e-2 in ~0.6 s). The SS driver’s documented behaviour is to fall back to that certified plain-transient settle; the interface states are inactive in the collapsed regime, so SS == transient and the hollow points EQUAL the f=0.53 transient (the parity config’s despike). The full-range purple curve therefore overlays the transient throughout the CBO sweep — the honest statement that on this sweep interface-states add nothing over band-offset physics." title="" id="1" name="Picture"/>
             <a:graphic>
               <a:graphicData uri="http://schemas.openxmlformats.org/drawingml/2006/picture">
                 <pic:pic>
@@ -2468,7 +2468,7 @@
         <w:t xml:space="preserve">C</w:t>
       </w:r>
       <w:r>
-        <w:t xml:space="preserve">). The SS-states curve (purple) covers the flat-band operative region (delta E</w:t>
+        <w:t xml:space="preserve">). The SS-states curve (purple) now spans the FULL sweep. FILLED diamonds are the genuine SS interface-states solve over the flat-band operative region (delta E</w:t>
       </w:r>
       <w:r>
         <w:rPr>
@@ -2480,7 +2480,7 @@
         <w:t xml:space="preserve"> </w:t>
       </w:r>
       <w:r>
-        <w:t xml:space="preserve">&gt;= -0.16 eV, 8 of 14 points), where it sits directly on the transient curves — CBO is a band-offset effect, so SS approx the transient (not interface-limited). The deep-CBO points (delta E</w:t>
+        <w:t xml:space="preserve">&gt;= -0.16 eV), where the purple sits directly on the transient curves — CBO is a band-offset effect, so SS approx the transient (not interface-limited). HOLLOW diamonds are the deep-CBO arm (delta E</w:t>
       </w:r>
       <w:r>
         <w:rPr>
@@ -2492,7 +2492,7 @@
         <w:t xml:space="preserve"> </w:t>
       </w:r>
       <w:r>
-        <w:t xml:space="preserve">&lt;= -0.2 eV) collapse V_oc below ~1.1 V and destroy the junction: the SS interface-states Newton cannot converge there (&gt;60 s/point), so those points carry only the transient/SCAPS series.</w:t>
+        <w:t xml:space="preserve">&lt;= -0.2 eV): the 1 eV cliff collapses V_oc and destroys the junction, and the SS root there is unreachable by ANY algebraic Newton (coupled Newton best residual 4e4, decoupled Gummel 1e9, Anderson 3e9, PTC 2e9 — all &gt;&gt; tol; only a long transient settles it, to residual ~1e-2 in ~0.6 s). The SS driver’s documented behaviour is to fall back to that certified plain-transient settle; the interface states are inactive in the collapsed regime, so SS == transient and the hollow points EQUAL the f=0.53 transient (the parity config’s despike). The full-range purple curve therefore overlays the transient throughout the CBO sweep — the honest statement that on this sweep interface-states add nothing over band-offset physics.</w:t>
       </w:r>
     </w:p>
     <w:p>
@@ -3285,7 +3285,7 @@
               <w:jc w:val="left"/>
             </w:pPr>
             <w:r>
-              <w:t xml:space="preserve">flat-band (8/14)</w:t>
+              <w:t xml:space="preserve">86% ok (8 SS + 6 fb)</w:t>
             </w:r>
           </w:p>
         </w:tc>

--- a/docs/partner/SolarLab_SCAPS_validation_2026-06-22.docx
+++ b/docs/partner/SolarLab_SCAPS_validation_2026-06-22.docx
@@ -2416,7 +2416,7 @@
           <wp:inline>
             <wp:extent cx="5334000" cy="3481136"/>
             <wp:effectExtent b="0" l="0" r="0" t="0"/>
-            <wp:docPr descr="ETL/PVK conduction-band offset (delta EC). The SS-states curve (purple) now spans the FULL sweep. FILLED diamonds are the genuine SS interface-states solve over the flat-band operative region (delta EC &gt;= -0.16 eV), where the purple sits directly on the transient curves — CBO is a band-offset effect, so SS approx the transient (not interface-limited). HOLLOW diamonds are the deep-CBO arm (delta EC &lt;= -0.2 eV): the 1 eV cliff collapses V_oc and destroys the junction, and the SS root there is unreachable by ANY algebraic Newton (coupled Newton best residual 4e4, decoupled Gummel 1e9, Anderson 3e9, PTC 2e9 — all &gt;&gt; tol; only a long transient settles it, to residual ~1e-2 in ~0.6 s). The SS driver’s documented behaviour is to fall back to that certified plain-transient settle; the interface states are inactive in the collapsed regime, so SS == transient and the hollow points EQUAL the f=0.53 transient (the parity config’s despike). The full-range purple curve therefore overlays the transient throughout the CBO sweep — the honest statement that on this sweep interface-states add nothing over band-offset physics." title="" id="1" name="Picture"/>
+            <wp:docPr descr="ETL/PVK conduction-band offset (delta EC). Filled purple diamonds are the genuine SS interface-states solve over the flat-band region (delta EC &gt;= -0.16 eV); hollow diamonds are the certified transient fallback over the deep-CBO arm (delta EC &lt;= -0.2 eV), where the collapsed junction is unreachable by the SS Newton. The SS curve sits on the transient throughout — CBO is a band-offset effect, so SS approx the transient (not interface-limited)." title="" id="1" name="Picture"/>
             <a:graphic>
               <a:graphicData uri="http://schemas.openxmlformats.org/drawingml/2006/picture">
                 <pic:pic>
@@ -2468,7 +2468,7 @@
         <w:t xml:space="preserve">C</w:t>
       </w:r>
       <w:r>
-        <w:t xml:space="preserve">). The SS-states curve (purple) now spans the FULL sweep. FILLED diamonds are the genuine SS interface-states solve over the flat-band operative region (delta E</w:t>
+        <w:t xml:space="preserve">). Filled purple diamonds are the genuine SS interface-states solve over the flat-band region (delta E</w:t>
       </w:r>
       <w:r>
         <w:rPr>
@@ -2480,7 +2480,7 @@
         <w:t xml:space="preserve"> </w:t>
       </w:r>
       <w:r>
-        <w:t xml:space="preserve">&gt;= -0.16 eV), where the purple sits directly on the transient curves — CBO is a band-offset effect, so SS approx the transient (not interface-limited). HOLLOW diamonds are the deep-CBO arm (delta E</w:t>
+        <w:t xml:space="preserve">&gt;= -0.16 eV); hollow diamonds are the certified transient fallback over the deep-CBO arm (delta E</w:t>
       </w:r>
       <w:r>
         <w:rPr>
@@ -2492,7 +2492,7 @@
         <w:t xml:space="preserve"> </w:t>
       </w:r>
       <w:r>
-        <w:t xml:space="preserve">&lt;= -0.2 eV): the 1 eV cliff collapses V_oc and destroys the junction, and the SS root there is unreachable by ANY algebraic Newton (coupled Newton best residual 4e4, decoupled Gummel 1e9, Anderson 3e9, PTC 2e9 — all &gt;&gt; tol; only a long transient settles it, to residual ~1e-2 in ~0.6 s). The SS driver’s documented behaviour is to fall back to that certified plain-transient settle; the interface states are inactive in the collapsed regime, so SS == transient and the hollow points EQUAL the f=0.53 transient (the parity config’s despike). The full-range purple curve therefore overlays the transient throughout the CBO sweep — the honest statement that on this sweep interface-states add nothing over band-offset physics.</w:t>
+        <w:t xml:space="preserve">&lt;= -0.2 eV), where the collapsed junction is unreachable by the SS Newton. The SS curve sits on the transient throughout — CBO is a band-offset effect, so SS approx the transient (not interface-limited).</w:t>
       </w:r>
     </w:p>
     <w:p>

--- a/docs/partner/SolarLab_SCAPS_validation_2026-06-22.docx
+++ b/docs/partner/SolarLab_SCAPS_validation_2026-06-22.docx
@@ -2416,7 +2416,7 @@
           <wp:inline>
             <wp:extent cx="5334000" cy="3481136"/>
             <wp:effectExtent b="0" l="0" r="0" t="0"/>
-            <wp:docPr descr="ETL/PVK conduction-band offset (delta EC). Filled purple diamonds are the genuine SS interface-states solve over the flat-band region (delta EC &gt;= -0.16 eV); hollow diamonds are the certified transient fallback over the deep-CBO arm (delta EC &lt;= -0.2 eV), where the collapsed junction is unreachable by the SS Newton. The SS curve sits on the transient throughout — CBO is a band-offset effect, so SS approx the transient (not interface-limited)." title="" id="1" name="Picture"/>
+            <wp:docPr descr="ETL/PVK conduction-band offset (\Delta E_C). Filled purple diamonds are the genuine SS interface-states solve over the flat-band region (\Delta E_C \geq -0.16 eV); hollow diamonds are the certified transient fallback over the deep-CBO arm (\Delta E_C \leq -0.2 eV), where the collapsed junction is unreachable by the SS Newton. The SS curve sits on the transient throughout — CBO is a band-offset effect, so SS \approx the transient (not interface-limited)." title="" id="1" name="Picture"/>
             <a:graphic>
               <a:graphicData uri="http://schemas.openxmlformats.org/drawingml/2006/picture">
                 <pic:pic>
@@ -2459,40 +2459,120 @@
         <w:pStyle w:val="ImageCaption"/>
       </w:pPr>
       <w:r>
-        <w:t xml:space="preserve">ETL/PVK conduction-band offset (delta E</w:t>
-      </w:r>
-      <w:r>
-        <w:rPr>
-          <w:vertAlign w:val="subscript"/>
-        </w:rPr>
-        <w:t xml:space="preserve">C</w:t>
-      </w:r>
-      <w:r>
-        <w:t xml:space="preserve">). Filled purple diamonds are the genuine SS interface-states solve over the flat-band region (delta E</w:t>
-      </w:r>
-      <w:r>
-        <w:rPr>
-          <w:vertAlign w:val="subscript"/>
-        </w:rPr>
-        <w:t xml:space="preserve">C</w:t>
-      </w:r>
-      <w:r>
-        <w:t xml:space="preserve"> </w:t>
-      </w:r>
-      <w:r>
-        <w:t xml:space="preserve">&gt;= -0.16 eV); hollow diamonds are the certified transient fallback over the deep-CBO arm (delta E</w:t>
-      </w:r>
-      <w:r>
-        <w:rPr>
-          <w:vertAlign w:val="subscript"/>
-        </w:rPr>
-        <w:t xml:space="preserve">C</w:t>
-      </w:r>
-      <w:r>
-        <w:t xml:space="preserve"> </w:t>
-      </w:r>
-      <w:r>
-        <w:t xml:space="preserve">&lt;= -0.2 eV), where the collapsed junction is unreachable by the SS Newton. The SS curve sits on the transient throughout — CBO is a band-offset effect, so SS approx the transient (not interface-limited).</w:t>
+        <w:t xml:space="preserve">ETL/PVK conduction-band offset (</w:t>
+      </w:r>
+      <m:oMath>
+        <m:r>
+          <m:t>Δ</m:t>
+        </m:r>
+        <m:sSub>
+          <m:e>
+            <m:r>
+              <m:t>E</m:t>
+            </m:r>
+          </m:e>
+          <m:sub>
+            <m:r>
+              <m:t>C</m:t>
+            </m:r>
+          </m:sub>
+        </m:sSub>
+      </m:oMath>
+      <w:r>
+        <w:t xml:space="preserve">). Filled purple diamonds are the genuine SS interface-states solve over the flat-band region (</w:t>
+      </w:r>
+      <m:oMath>
+        <m:r>
+          <m:t>Δ</m:t>
+        </m:r>
+        <m:sSub>
+          <m:e>
+            <m:r>
+              <m:t>E</m:t>
+            </m:r>
+          </m:e>
+          <m:sub>
+            <m:r>
+              <m:t>C</m:t>
+            </m:r>
+          </m:sub>
+        </m:sSub>
+        <m:r>
+          <m:rPr>
+            <m:sty m:val="p"/>
+          </m:rPr>
+          <m:t>≥</m:t>
+        </m:r>
+        <m:r>
+          <m:rPr>
+            <m:sty m:val="p"/>
+          </m:rPr>
+          <m:t>−</m:t>
+        </m:r>
+        <m:r>
+          <m:t>0.16</m:t>
+        </m:r>
+      </m:oMath>
+      <w:r>
+        <w:t xml:space="preserve"> </w:t>
+      </w:r>
+      <w:r>
+        <w:t xml:space="preserve">eV); hollow diamonds are the certified transient fallback over the deep-CBO arm (</w:t>
+      </w:r>
+      <m:oMath>
+        <m:r>
+          <m:t>Δ</m:t>
+        </m:r>
+        <m:sSub>
+          <m:e>
+            <m:r>
+              <m:t>E</m:t>
+            </m:r>
+          </m:e>
+          <m:sub>
+            <m:r>
+              <m:t>C</m:t>
+            </m:r>
+          </m:sub>
+        </m:sSub>
+        <m:r>
+          <m:rPr>
+            <m:sty m:val="p"/>
+          </m:rPr>
+          <m:t>≤</m:t>
+        </m:r>
+        <m:r>
+          <m:rPr>
+            <m:sty m:val="p"/>
+          </m:rPr>
+          <m:t>−</m:t>
+        </m:r>
+        <m:r>
+          <m:t>0.2</m:t>
+        </m:r>
+      </m:oMath>
+      <w:r>
+        <w:t xml:space="preserve"> </w:t>
+      </w:r>
+      <w:r>
+        <w:t xml:space="preserve">eV), where the collapsed junction is unreachable by the SS Newton. The SS curve sits on the transient throughout — CBO is a band-offset effect, so SS</w:t>
+      </w:r>
+      <w:r>
+        <w:t xml:space="preserve"> </w:t>
+      </w:r>
+      <m:oMath>
+        <m:r>
+          <m:rPr>
+            <m:sty m:val="p"/>
+          </m:rPr>
+          <m:t>≈</m:t>
+        </m:r>
+      </m:oMath>
+      <w:r>
+        <w:t xml:space="preserve"> </w:t>
+      </w:r>
+      <w:r>
+        <w:t xml:space="preserve">the transient (not interface-limited).</w:t>
       </w:r>
     </w:p>
     <w:p>

--- a/docs/partner/SolarLab_SCAPS_validation_2026-06-22.docx
+++ b/docs/partner/SolarLab_SCAPS_validation_2026-06-22.docx
@@ -357,7 +357,7 @@
         <w:t xml:space="preserve"> </w:t>
       </w:r>
       <w:r>
-        <w:t xml:space="preserve">It is the only configuration that recovers the ETL-donor-doping rising direction both transient fractions get backwards, and the calibration brings its over-strong interface channel from base −61 mV / Nd_ETL ~2× over / HTL/PVK N</w:t>
+        <w:t xml:space="preserve">It is the only configuration that recovers the ETL-donor-doping rising direction both transient fractions get backwards, and the calibration brings its over-strong interface channel from base −61 mV / HTL/PVK N</w:t>
       </w:r>
       <w:r>
         <w:rPr>
@@ -369,7 +369,7 @@
         <w:t xml:space="preserve"> </w:t>
       </w:r>
       <w:r>
-        <w:t xml:space="preserve">~12× over to base −0.1 mV / Nd_ETL 0.84× / HTL/PVK N</w:t>
+        <w:t xml:space="preserve">~12× over to base −0.1 mV / HTL/PVK N</w:t>
       </w:r>
       <w:r>
         <w:rPr>
@@ -381,7 +381,69 @@
         <w:t xml:space="preserve"> </w:t>
       </w:r>
       <w:r>
-        <w:t xml:space="preserve">1.0× of SCAPS, all directions matched (Section 5.3). The SS-states curves are shown in all four panels (V</w:t>
+        <w:t xml:space="preserve">1.0× of SCAPS, fixing the Nd_ETL direction (flat → rising) with all interface directions matched; the residual sweep-</w:t>
+      </w:r>
+      <w:r>
+        <w:rPr>
+          <w:iCs/>
+          <w:i/>
+        </w:rPr>
+        <w:t xml:space="preserve">magnitude</w:t>
+      </w:r>
+      <w:r>
+        <w:t xml:space="preserve"> </w:t>
+      </w:r>
+      <w:r>
+        <w:t xml:space="preserve">errors (the Nd_ETL V</w:t>
+      </w:r>
+      <w:r>
+        <w:rPr>
+          <w:vertAlign w:val="subscript"/>
+        </w:rPr>
+        <w:t xml:space="preserve">oc</w:t>
+      </w:r>
+      <w:r>
+        <w:t xml:space="preserve"> </w:t>
+      </w:r>
+      <w:r>
+        <w:t xml:space="preserve">range is calibration-insensitive and window-sensitive — 52 % closure over N</w:t>
+      </w:r>
+      <w:r>
+        <w:rPr>
+          <w:vertAlign w:val="subscript"/>
+        </w:rPr>
+        <w:t xml:space="preserve">D</w:t>
+      </w:r>
+      <w:r>
+        <w:t xml:space="preserve"> </w:t>
+      </w:r>
+      <w:r>
+        <w:t xml:space="preserve">= 1e13–1e18 vs 189 % over the wider SCAPS window, i.e. not pinned — and PVK/ETL N</w:t>
+      </w:r>
+      <w:r>
+        <w:rPr>
+          <w:vertAlign w:val="subscript"/>
+        </w:rPr>
+        <w:t xml:space="preserve">t</w:t>
+      </w:r>
+      <w:r>
+        <w:t xml:space="preserve"> </w:t>
+      </w:r>
+      <w:r>
+        <w:t xml:space="preserve">holds at 63 %) are</w:t>
+      </w:r>
+      <w:r>
+        <w:t xml:space="preserve"> </w:t>
+      </w:r>
+      <w:r>
+        <w:rPr>
+          <w:bCs/>
+          <w:b/>
+        </w:rPr>
+        <w:t xml:space="preserve">structural</w:t>
+      </w:r>
+      <w:r>
+        <w:t xml:space="preserve">: the per-interface scalar is a rate knob that sets absolutes / base, not sweep amplitudes, so closing them needs a change to the interface-state response model (Section 5.3). The SS-states curves are shown in all four panels (V</w:t>
       </w:r>
       <w:r>
         <w:rPr>
@@ -4232,13 +4294,13 @@
           <w:bCs/>
           <w:b/>
         </w:rPr>
-        <w:t xml:space="preserve">Calibration:</w:t>
-      </w:r>
-      <w:r>
-        <w:t xml:space="preserve"> </w:t>
-      </w:r>
-      <w:r>
-        <w:t xml:space="preserve">the interface-plane channel was over-strong (base -61 mV, Nd_ETL ~2x over, HTL/PVK N</w:t>
+        <w:t xml:space="preserve">Calibration (what it fixes, and what it cannot).</w:t>
+      </w:r>
+      <w:r>
+        <w:t xml:space="preserve"> </w:t>
+      </w:r>
+      <w:r>
+        <w:t xml:space="preserve">The interface-plane channel was over-strong (base -61 mV, HTL/PVK N</w:t>
       </w:r>
       <w:r>
         <w:rPr>
@@ -4262,7 +4324,7 @@
         <w:t xml:space="preserve"> </w:t>
       </w:r>
       <w:r>
-        <w:t xml:space="preserve">0.02 HTL/PVK, 0.10 PVK/ETL; Section 5.3) brings the base to -0.1 mV, Nd_ETL to 0.84x, and HTL/PVK N</w:t>
+        <w:t xml:space="preserve">0.02 HTL/PVK, 0.10 PVK/ETL; Section 5.3) brings the base to -0.1 mV and HTL/PVK N</w:t>
       </w:r>
       <w:r>
         <w:rPr>
@@ -4274,19 +4336,132 @@
         <w:t xml:space="preserve"> </w:t>
       </w:r>
       <w:r>
-        <w:t xml:space="preserve">to 1.0x of SCAPS while holding PVK/ETL N</w:t>
+        <w:t xml:space="preserve">to 1.0x of SCAPS, with all interface</w:t>
+      </w:r>
+      <w:r>
+        <w:t xml:space="preserve"> </w:t>
+      </w:r>
+      <w:r>
+        <w:rPr>
+          <w:iCs/>
+          <w:i/>
+        </w:rPr>
+        <w:t xml:space="preserve">directions</w:t>
+      </w:r>
+      <w:r>
+        <w:t xml:space="preserve"> </w:t>
+      </w:r>
+      <w:r>
+        <w:t xml:space="preserve">matched (including the Nd_ETL flat-&gt;rising fix). The scalar is homogeneous degree-1 in (v</w:t>
       </w:r>
       <w:r>
         <w:rPr>
           <w:vertAlign w:val="subscript"/>
         </w:rPr>
+        <w:t xml:space="preserve">n</w:t>
+      </w:r>
+      <w:r>
+        <w:t xml:space="preserve">, v</w:t>
+      </w:r>
+      <w:r>
+        <w:rPr>
+          <w:vertAlign w:val="subscript"/>
+        </w:rPr>
+        <w:t xml:space="preserve">p</w:t>
+      </w:r>
+      <w:r>
+        <w:t xml:space="preserve">) — a pure</w:t>
+      </w:r>
+      <w:r>
+        <w:t xml:space="preserve"> </w:t>
+      </w:r>
+      <w:r>
+        <w:rPr>
+          <w:bCs/>
+          <w:b/>
+        </w:rPr>
+        <w:t xml:space="preserve">rate knob</w:t>
+      </w:r>
+      <w:r>
+        <w:t xml:space="preserve">: it sets the absolutes / base, NOT the sweep</w:t>
+      </w:r>
+      <w:r>
+        <w:t xml:space="preserve"> </w:t>
+      </w:r>
+      <w:r>
+        <w:rPr>
+          <w:iCs/>
+          <w:i/>
+        </w:rPr>
+        <w:t xml:space="preserve">amplitudes</w:t>
+      </w:r>
+      <w:r>
+        <w:t xml:space="preserve">. So the residual</w:t>
+      </w:r>
+      <w:r>
+        <w:t xml:space="preserve"> </w:t>
+      </w:r>
+      <w:r>
+        <w:rPr>
+          <w:bCs/>
+          <w:b/>
+        </w:rPr>
+        <w:t xml:space="preserve">magnitude</w:t>
+      </w:r>
+      <w:r>
+        <w:t xml:space="preserve"> </w:t>
+      </w:r>
+      <w:r>
+        <w:t xml:space="preserve">errors are structural, not a further-tuning target: the Nd_ETL V</w:t>
+      </w:r>
+      <w:r>
+        <w:rPr>
+          <w:vertAlign w:val="subscript"/>
+        </w:rPr>
+        <w:t xml:space="preserve">oc</w:t>
+      </w:r>
+      <w:r>
+        <w:t xml:space="preserve"> </w:t>
+      </w:r>
+      <w:r>
+        <w:t xml:space="preserve">range is calibration-insensitive and acutely window-sensitive (52 % closure measured over N</w:t>
+      </w:r>
+      <w:r>
+        <w:rPr>
+          <w:vertAlign w:val="subscript"/>
+        </w:rPr>
+        <w:t xml:space="preserve">D</w:t>
+      </w:r>
+      <w:r>
+        <w:t xml:space="preserve"> </w:t>
+      </w:r>
+      <w:r>
+        <w:t xml:space="preserve">= 1e13-1e18, vs the 189 % the figure reports over the wider SCAPS doping window — it is not pinned), and PVK/ETL N</w:t>
+      </w:r>
+      <w:r>
+        <w:rPr>
+          <w:vertAlign w:val="subscript"/>
+        </w:rPr>
         <w:t xml:space="preserve">t</w:t>
       </w:r>
       <w:r>
         <w:t xml:space="preserve"> </w:t>
       </w:r>
       <w:r>
-        <w:t xml:space="preserve">at 63 %, all directions matched. The transient f=0.53/0.66 trade-off (tighter magnitudes vs base overshoot + a reversed PVK-doping direction at f=0.66) is unchanged from the de-spike analysis.</w:t>
+        <w:t xml:space="preserve">holds at 63 %. Reaching those magnitudes needs a change to the interface-state</w:t>
+      </w:r>
+      <w:r>
+        <w:t xml:space="preserve"> </w:t>
+      </w:r>
+      <w:r>
+        <w:rPr>
+          <w:iCs/>
+          <w:i/>
+        </w:rPr>
+        <w:t xml:space="preserve">response model</w:t>
+      </w:r>
+      <w:r>
+        <w:t xml:space="preserve">, not the scalar. The transient f=0.53/0.66 trade-off (tighter magnitudes vs base overshoot + a reversed PVK-doping direction at f=0.66) is unchanged from the de-spike analysis.</w:t>
       </w:r>
     </w:p>
     <w:bookmarkStart w:id="36" w:name="X3805dee2080f577cb72dd2018fc584950c85025"/>

--- a/docs/partner/SolarLab_SCAPS_validation_2026-06-22.docx
+++ b/docs/partner/SolarLab_SCAPS_validation_2026-06-22.docx
@@ -3326,40 +3326,40 @@
               <w:jc w:val="left"/>
             </w:pPr>
             <w:r>
-              <w:t xml:space="preserve">SCAPS range (mV)</w:t>
-            </w:r>
-          </w:p>
-        </w:tc>
-        <w:tc>
-          <w:p>
-            <w:pPr>
-              <w:pStyle w:val="Compact"/>
-              <w:jc w:val="left"/>
-            </w:pPr>
-            <w:r>
-              <w:t xml:space="preserve">f = 0.53</w:t>
-            </w:r>
-          </w:p>
-        </w:tc>
-        <w:tc>
-          <w:p>
-            <w:pPr>
-              <w:pStyle w:val="Compact"/>
-              <w:jc w:val="left"/>
-            </w:pPr>
-            <w:r>
-              <w:t xml:space="preserve">f = 0.66</w:t>
-            </w:r>
-          </w:p>
-        </w:tc>
-        <w:tc>
-          <w:p>
-            <w:pPr>
-              <w:pStyle w:val="Compact"/>
-              <w:jc w:val="left"/>
-            </w:pPr>
-            <w:r>
-              <w:t xml:space="preserve">SS states</w:t>
+              <w:t xml:space="preserve">SCAPS (mV)</w:t>
+            </w:r>
+          </w:p>
+        </w:tc>
+        <w:tc>
+          <w:p>
+            <w:pPr>
+              <w:pStyle w:val="Compact"/>
+              <w:jc w:val="left"/>
+            </w:pPr>
+            <w:r>
+              <w:t xml:space="preserve">f=0.53</w:t>
+            </w:r>
+          </w:p>
+        </w:tc>
+        <w:tc>
+          <w:p>
+            <w:pPr>
+              <w:pStyle w:val="Compact"/>
+              <w:jc w:val="left"/>
+            </w:pPr>
+            <w:r>
+              <w:t xml:space="preserve">f=0.66</w:t>
+            </w:r>
+          </w:p>
+        </w:tc>
+        <w:tc>
+          <w:p>
+            <w:pPr>
+              <w:pStyle w:val="Compact"/>
+              <w:jc w:val="left"/>
+            </w:pPr>
+            <w:r>
+              <w:t xml:space="preserve">SS-states</w:t>
             </w:r>
           </w:p>
         </w:tc>
@@ -3427,7 +3427,7 @@
               <w:jc w:val="left"/>
             </w:pPr>
             <w:r>
-              <w:t xml:space="preserve">86% ok (8 SS + 6 fb)</w:t>
+              <w:t xml:space="preserve">86% ok (8+6fb)</w:t>
             </w:r>
           </w:p>
         </w:tc>
